--- a/LIB TEACHER_timetable.docx
+++ b/LIB TEACHER_timetable.docx
@@ -22,92 +22,116 @@
         <w:tblLook w:firstColumn="1" w:firstRow="1" w:lastColumn="0" w:lastRow="0" w:noHBand="0" w:noVBand="1" w:val="04A0"/>
       </w:tblPr>
       <w:tblGrid>
-        <w:gridCol w:w="1080"/>
-        <w:gridCol w:w="1080"/>
-        <w:gridCol w:w="1080"/>
-        <w:gridCol w:w="1080"/>
-        <w:gridCol w:w="1080"/>
-        <w:gridCol w:w="1080"/>
-        <w:gridCol w:w="1080"/>
-        <w:gridCol w:w="1080"/>
+        <w:gridCol w:w="1530"/>
+        <w:gridCol w:w="1530"/>
+        <w:gridCol w:w="1530"/>
+        <w:gridCol w:w="1530"/>
+        <w:gridCol w:w="1530"/>
+        <w:gridCol w:w="1530"/>
+        <w:gridCol w:w="1530"/>
+        <w:gridCol w:w="1530"/>
       </w:tblGrid>
       <w:tr>
         <w:tc>
           <w:tcPr>
-            <w:tcW w:type="dxa" w:w="1080"/>
+            <w:tcW w:type="dxa" w:w="1530"/>
           </w:tcPr>
           <w:p>
             <w:r>
+              <w:rPr>
+                <w:b/>
+              </w:rPr>
               <w:t>Period</w:t>
             </w:r>
           </w:p>
         </w:tc>
         <w:tc>
           <w:tcPr>
-            <w:tcW w:type="dxa" w:w="1080"/>
+            <w:tcW w:type="dxa" w:w="1530"/>
           </w:tcPr>
           <w:p>
             <w:r>
-              <w:t>Mon-Thu Time</w:t>
+              <w:rPr>
+                <w:b/>
+              </w:rPr>
+              <w:t>Mon-Wed Time</w:t>
             </w:r>
           </w:p>
         </w:tc>
         <w:tc>
           <w:tcPr>
-            <w:tcW w:type="dxa" w:w="1080"/>
+            <w:tcW w:type="dxa" w:w="1530"/>
           </w:tcPr>
           <w:p>
             <w:r>
+              <w:rPr>
+                <w:b/>
+              </w:rPr>
               <w:t>Mon</w:t>
             </w:r>
           </w:p>
         </w:tc>
         <w:tc>
           <w:tcPr>
-            <w:tcW w:type="dxa" w:w="1080"/>
+            <w:tcW w:type="dxa" w:w="1530"/>
           </w:tcPr>
           <w:p>
             <w:r>
+              <w:rPr>
+                <w:b/>
+              </w:rPr>
               <w:t>Tue</w:t>
             </w:r>
           </w:p>
         </w:tc>
         <w:tc>
           <w:tcPr>
-            <w:tcW w:type="dxa" w:w="1080"/>
+            <w:tcW w:type="dxa" w:w="1530"/>
           </w:tcPr>
           <w:p>
             <w:r>
+              <w:rPr>
+                <w:b/>
+              </w:rPr>
               <w:t>Wed</w:t>
             </w:r>
           </w:p>
         </w:tc>
         <w:tc>
           <w:tcPr>
-            <w:tcW w:type="dxa" w:w="1080"/>
+            <w:tcW w:type="dxa" w:w="1530"/>
           </w:tcPr>
           <w:p>
             <w:r>
+              <w:rPr>
+                <w:b/>
+              </w:rPr>
               <w:t>Thu</w:t>
             </w:r>
           </w:p>
         </w:tc>
         <w:tc>
           <w:tcPr>
-            <w:tcW w:type="dxa" w:w="1080"/>
+            <w:tcW w:type="dxa" w:w="1530"/>
           </w:tcPr>
           <w:p>
             <w:r>
+              <w:rPr>
+                <w:b/>
+              </w:rPr>
               <w:t>Fri</w:t>
             </w:r>
           </w:p>
         </w:tc>
         <w:tc>
           <w:tcPr>
-            <w:tcW w:type="dxa" w:w="1080"/>
+            <w:tcW w:type="dxa" w:w="1530"/>
           </w:tcPr>
           <w:p>
             <w:r>
+              <w:rPr>
+                <w:b/>
+              </w:rPr>
               <w:t>Fri Time</w:t>
             </w:r>
           </w:p>
@@ -116,7 +140,7 @@
       <w:tr>
         <w:tc>
           <w:tcPr>
-            <w:tcW w:type="dxa" w:w="1080"/>
+            <w:tcW w:type="dxa" w:w="1530"/>
           </w:tcPr>
           <w:p>
             <w:r>
@@ -126,7 +150,7 @@
         </w:tc>
         <w:tc>
           <w:tcPr>
-            <w:tcW w:type="dxa" w:w="1080"/>
+            <w:tcW w:type="dxa" w:w="1530"/>
           </w:tcPr>
           <w:p>
             <w:r>
@@ -136,7 +160,7 @@
         </w:tc>
         <w:tc>
           <w:tcPr>
-            <w:tcW w:type="dxa" w:w="1080"/>
+            <w:tcW w:type="dxa" w:w="1530"/>
           </w:tcPr>
           <w:p>
             <w:r/>
@@ -144,7 +168,7 @@
         </w:tc>
         <w:tc>
           <w:tcPr>
-            <w:tcW w:type="dxa" w:w="1080"/>
+            <w:tcW w:type="dxa" w:w="1530"/>
           </w:tcPr>
           <w:p>
             <w:r/>
@@ -152,7 +176,7 @@
         </w:tc>
         <w:tc>
           <w:tcPr>
-            <w:tcW w:type="dxa" w:w="1080"/>
+            <w:tcW w:type="dxa" w:w="1530"/>
           </w:tcPr>
           <w:p>
             <w:r/>
@@ -160,7 +184,7 @@
         </w:tc>
         <w:tc>
           <w:tcPr>
-            <w:tcW w:type="dxa" w:w="1080"/>
+            <w:tcW w:type="dxa" w:w="1530"/>
           </w:tcPr>
           <w:p>
             <w:r/>
@@ -168,7 +192,7 @@
         </w:tc>
         <w:tc>
           <w:tcPr>
-            <w:tcW w:type="dxa" w:w="1080"/>
+            <w:tcW w:type="dxa" w:w="1530"/>
           </w:tcPr>
           <w:p>
             <w:r/>
@@ -176,7 +200,7 @@
         </w:tc>
         <w:tc>
           <w:tcPr>
-            <w:tcW w:type="dxa" w:w="1080"/>
+            <w:tcW w:type="dxa" w:w="1530"/>
           </w:tcPr>
           <w:p>
             <w:r>
@@ -188,7 +212,7 @@
       <w:tr>
         <w:tc>
           <w:tcPr>
-            <w:tcW w:type="dxa" w:w="1080"/>
+            <w:tcW w:type="dxa" w:w="1530"/>
           </w:tcPr>
           <w:p>
             <w:r>
@@ -198,7 +222,7 @@
         </w:tc>
         <w:tc>
           <w:tcPr>
-            <w:tcW w:type="dxa" w:w="1080"/>
+            <w:tcW w:type="dxa" w:w="1530"/>
           </w:tcPr>
           <w:p>
             <w:r>
@@ -208,31 +232,19 @@
         </w:tc>
         <w:tc>
           <w:tcPr>
-            <w:tcW w:type="dxa" w:w="1080"/>
+            <w:tcW w:type="dxa" w:w="1530"/>
           </w:tcPr>
           <w:p>
-            <w:r/>
+            <w:r>
+              <w:t>9B</w:t>
+              <w:br/>
+              <w:t>LIBRARY</w:t>
+            </w:r>
           </w:p>
         </w:tc>
         <w:tc>
           <w:tcPr>
-            <w:tcW w:type="dxa" w:w="1080"/>
-          </w:tcPr>
-          <w:p>
-            <w:r/>
-          </w:p>
-        </w:tc>
-        <w:tc>
-          <w:tcPr>
-            <w:tcW w:type="dxa" w:w="1080"/>
-          </w:tcPr>
-          <w:p>
-            <w:r/>
-          </w:p>
-        </w:tc>
-        <w:tc>
-          <w:tcPr>
-            <w:tcW w:type="dxa" w:w="1080"/>
+            <w:tcW w:type="dxa" w:w="1530"/>
           </w:tcPr>
           <w:p>
             <w:r>
@@ -244,15 +256,43 @@
         </w:tc>
         <w:tc>
           <w:tcPr>
-            <w:tcW w:type="dxa" w:w="1080"/>
+            <w:tcW w:type="dxa" w:w="1530"/>
           </w:tcPr>
           <w:p>
-            <w:r/>
+            <w:r>
+              <w:t>10B</w:t>
+              <w:br/>
+              <w:t>LIBRARY</w:t>
+            </w:r>
           </w:p>
         </w:tc>
         <w:tc>
           <w:tcPr>
-            <w:tcW w:type="dxa" w:w="1080"/>
+            <w:tcW w:type="dxa" w:w="1530"/>
+          </w:tcPr>
+          <w:p>
+            <w:r>
+              <w:t>9F</w:t>
+              <w:br/>
+              <w:t>LIBRARY</w:t>
+            </w:r>
+          </w:p>
+        </w:tc>
+        <w:tc>
+          <w:tcPr>
+            <w:tcW w:type="dxa" w:w="1530"/>
+          </w:tcPr>
+          <w:p>
+            <w:r>
+              <w:t>10A</w:t>
+              <w:br/>
+              <w:t>LIBRARY</w:t>
+            </w:r>
+          </w:p>
+        </w:tc>
+        <w:tc>
+          <w:tcPr>
+            <w:tcW w:type="dxa" w:w="1530"/>
           </w:tcPr>
           <w:p>
             <w:r>
@@ -264,7 +304,7 @@
       <w:tr>
         <w:tc>
           <w:tcPr>
-            <w:tcW w:type="dxa" w:w="1080"/>
+            <w:tcW w:type="dxa" w:w="1530"/>
           </w:tcPr>
           <w:p>
             <w:r>
@@ -274,7 +314,7 @@
         </w:tc>
         <w:tc>
           <w:tcPr>
-            <w:tcW w:type="dxa" w:w="1080"/>
+            <w:tcW w:type="dxa" w:w="1530"/>
           </w:tcPr>
           <w:p>
             <w:r>
@@ -284,11 +324,91 @@
         </w:tc>
         <w:tc>
           <w:tcPr>
-            <w:tcW w:type="dxa" w:w="1080"/>
+            <w:tcW w:type="dxa" w:w="1530"/>
+          </w:tcPr>
+          <w:p>
+            <w:r/>
+          </w:p>
+        </w:tc>
+        <w:tc>
+          <w:tcPr>
+            <w:tcW w:type="dxa" w:w="1530"/>
+          </w:tcPr>
+          <w:p>
+            <w:r/>
+          </w:p>
+        </w:tc>
+        <w:tc>
+          <w:tcPr>
+            <w:tcW w:type="dxa" w:w="1530"/>
+          </w:tcPr>
+          <w:p>
+            <w:r/>
+          </w:p>
+        </w:tc>
+        <w:tc>
+          <w:tcPr>
+            <w:tcW w:type="dxa" w:w="1530"/>
+          </w:tcPr>
+          <w:p>
+            <w:r/>
+          </w:p>
+        </w:tc>
+        <w:tc>
+          <w:tcPr>
+            <w:tcW w:type="dxa" w:w="1530"/>
+          </w:tcPr>
+          <w:p>
+            <w:r/>
+          </w:p>
+        </w:tc>
+        <w:tc>
+          <w:tcPr>
+            <w:tcW w:type="dxa" w:w="1530"/>
           </w:tcPr>
           <w:p>
             <w:r>
-              <w:t>9B</w:t>
+              <w:t>9:15-9:50</w:t>
+            </w:r>
+          </w:p>
+        </w:tc>
+      </w:tr>
+      <w:tr>
+        <w:tc>
+          <w:tcPr>
+            <w:tcW w:type="dxa" w:w="1530"/>
+          </w:tcPr>
+          <w:p>
+            <w:r>
+              <w:t>P4</w:t>
+            </w:r>
+          </w:p>
+        </w:tc>
+        <w:tc>
+          <w:tcPr>
+            <w:tcW w:type="dxa" w:w="1530"/>
+          </w:tcPr>
+          <w:p>
+            <w:r>
+              <w:t>10:10-10:50</w:t>
+            </w:r>
+          </w:p>
+        </w:tc>
+        <w:tc>
+          <w:tcPr>
+            <w:tcW w:type="dxa" w:w="1530"/>
+          </w:tcPr>
+          <w:p>
+            <w:r/>
+          </w:p>
+        </w:tc>
+        <w:tc>
+          <w:tcPr>
+            <w:tcW w:type="dxa" w:w="1530"/>
+          </w:tcPr>
+          <w:p>
+            <w:r>
+              <w:t>9D</w:t>
               <w:br/>
               <w:t>LIBRARY</w:t>
             </w:r>
@@ -296,7 +416,7 @@
         </w:tc>
         <w:tc>
           <w:tcPr>
-            <w:tcW w:type="dxa" w:w="1080"/>
+            <w:tcW w:type="dxa" w:w="1530"/>
           </w:tcPr>
           <w:p>
             <w:r/>
@@ -304,7 +424,7 @@
         </w:tc>
         <w:tc>
           <w:tcPr>
-            <w:tcW w:type="dxa" w:w="1080"/>
+            <w:tcW w:type="dxa" w:w="1530"/>
           </w:tcPr>
           <w:p>
             <w:r/>
@@ -312,7 +432,369 @@
         </w:tc>
         <w:tc>
           <w:tcPr>
-            <w:tcW w:type="dxa" w:w="1080"/>
+            <w:tcW w:type="dxa" w:w="1530"/>
+          </w:tcPr>
+          <w:p>
+            <w:r/>
+          </w:p>
+        </w:tc>
+        <w:tc>
+          <w:tcPr>
+            <w:tcW w:type="dxa" w:w="1530"/>
+          </w:tcPr>
+          <w:p>
+            <w:r>
+              <w:t>9:50-10:25</w:t>
+            </w:r>
+          </w:p>
+        </w:tc>
+      </w:tr>
+      <w:tr>
+        <w:tc>
+          <w:tcPr>
+            <w:tcW w:type="dxa" w:w="1530"/>
+          </w:tcPr>
+          <w:p>
+            <w:r>
+              <w:t>Lunch</w:t>
+            </w:r>
+          </w:p>
+        </w:tc>
+        <w:tc>
+          <w:tcPr>
+            <w:tcW w:type="dxa" w:w="1530"/>
+          </w:tcPr>
+          <w:p>
+            <w:r>
+              <w:t>10:50-11:20</w:t>
+            </w:r>
+          </w:p>
+        </w:tc>
+        <w:tc>
+          <w:tcPr>
+            <w:tcW w:type="dxa" w:w="1530"/>
+          </w:tcPr>
+          <w:p>
+            <w:r/>
+          </w:p>
+        </w:tc>
+        <w:tc>
+          <w:tcPr>
+            <w:tcW w:type="dxa" w:w="1530"/>
+          </w:tcPr>
+          <w:p>
+            <w:r/>
+          </w:p>
+        </w:tc>
+        <w:tc>
+          <w:tcPr>
+            <w:tcW w:type="dxa" w:w="1530"/>
+          </w:tcPr>
+          <w:p>
+            <w:r/>
+          </w:p>
+        </w:tc>
+        <w:tc>
+          <w:tcPr>
+            <w:tcW w:type="dxa" w:w="1530"/>
+          </w:tcPr>
+          <w:p>
+            <w:r/>
+          </w:p>
+        </w:tc>
+        <w:tc>
+          <w:tcPr>
+            <w:tcW w:type="dxa" w:w="1530"/>
+          </w:tcPr>
+          <w:p>
+            <w:r/>
+          </w:p>
+        </w:tc>
+        <w:tc>
+          <w:tcPr>
+            <w:tcW w:type="dxa" w:w="1530"/>
+          </w:tcPr>
+          <w:p>
+            <w:r>
+              <w:t>10:25-10:55</w:t>
+            </w:r>
+          </w:p>
+        </w:tc>
+      </w:tr>
+      <w:tr>
+        <w:tc>
+          <w:tcPr>
+            <w:tcW w:type="dxa" w:w="1530"/>
+          </w:tcPr>
+          <w:p>
+            <w:r>
+              <w:t>P5</w:t>
+            </w:r>
+          </w:p>
+        </w:tc>
+        <w:tc>
+          <w:tcPr>
+            <w:tcW w:type="dxa" w:w="1530"/>
+          </w:tcPr>
+          <w:p>
+            <w:r>
+              <w:t>11:20-12:00</w:t>
+            </w:r>
+          </w:p>
+        </w:tc>
+        <w:tc>
+          <w:tcPr>
+            <w:tcW w:type="dxa" w:w="1530"/>
+          </w:tcPr>
+          <w:p>
+            <w:r/>
+          </w:p>
+        </w:tc>
+        <w:tc>
+          <w:tcPr>
+            <w:tcW w:type="dxa" w:w="1530"/>
+          </w:tcPr>
+          <w:p>
+            <w:r/>
+          </w:p>
+        </w:tc>
+        <w:tc>
+          <w:tcPr>
+            <w:tcW w:type="dxa" w:w="1530"/>
+          </w:tcPr>
+          <w:p>
+            <w:r>
+              <w:t>9A</w:t>
+              <w:br/>
+              <w:t>LIBRARY</w:t>
+            </w:r>
+          </w:p>
+        </w:tc>
+        <w:tc>
+          <w:tcPr>
+            <w:tcW w:type="dxa" w:w="1530"/>
+          </w:tcPr>
+          <w:p>
+            <w:r/>
+          </w:p>
+        </w:tc>
+        <w:tc>
+          <w:tcPr>
+            <w:tcW w:type="dxa" w:w="1530"/>
+          </w:tcPr>
+          <w:p>
+            <w:r/>
+          </w:p>
+        </w:tc>
+        <w:tc>
+          <w:tcPr>
+            <w:tcW w:type="dxa" w:w="1530"/>
+          </w:tcPr>
+          <w:p>
+            <w:r>
+              <w:t>10:55-11:35</w:t>
+            </w:r>
+          </w:p>
+        </w:tc>
+      </w:tr>
+      <w:tr>
+        <w:tc>
+          <w:tcPr>
+            <w:tcW w:type="dxa" w:w="1530"/>
+          </w:tcPr>
+          <w:p>
+            <w:r>
+              <w:t>P6</w:t>
+            </w:r>
+          </w:p>
+        </w:tc>
+        <w:tc>
+          <w:tcPr>
+            <w:tcW w:type="dxa" w:w="1530"/>
+          </w:tcPr>
+          <w:p>
+            <w:r>
+              <w:t>12:00-12:40</w:t>
+            </w:r>
+          </w:p>
+        </w:tc>
+        <w:tc>
+          <w:tcPr>
+            <w:tcW w:type="dxa" w:w="1530"/>
+          </w:tcPr>
+          <w:p>
+            <w:r>
+              <w:t>10F</w:t>
+              <w:br/>
+              <w:t>LIBRARY</w:t>
+            </w:r>
+          </w:p>
+        </w:tc>
+        <w:tc>
+          <w:tcPr>
+            <w:tcW w:type="dxa" w:w="1530"/>
+          </w:tcPr>
+          <w:p>
+            <w:r/>
+          </w:p>
+        </w:tc>
+        <w:tc>
+          <w:tcPr>
+            <w:tcW w:type="dxa" w:w="1530"/>
+          </w:tcPr>
+          <w:p>
+            <w:r>
+              <w:t>10D</w:t>
+              <w:br/>
+              <w:t>LIBRARY</w:t>
+            </w:r>
+          </w:p>
+        </w:tc>
+        <w:tc>
+          <w:tcPr>
+            <w:tcW w:type="dxa" w:w="1530"/>
+          </w:tcPr>
+          <w:p>
+            <w:r/>
+          </w:p>
+        </w:tc>
+        <w:tc>
+          <w:tcPr>
+            <w:tcW w:type="dxa" w:w="1530"/>
+          </w:tcPr>
+          <w:p>
+            <w:r/>
+          </w:p>
+        </w:tc>
+        <w:tc>
+          <w:tcPr>
+            <w:tcW w:type="dxa" w:w="1530"/>
+          </w:tcPr>
+          <w:p>
+            <w:r>
+              <w:t>11:35-12:15</w:t>
+            </w:r>
+          </w:p>
+        </w:tc>
+      </w:tr>
+      <w:tr>
+        <w:tc>
+          <w:tcPr>
+            <w:tcW w:type="dxa" w:w="1530"/>
+          </w:tcPr>
+          <w:p>
+            <w:r>
+              <w:t>P7</w:t>
+            </w:r>
+          </w:p>
+        </w:tc>
+        <w:tc>
+          <w:tcPr>
+            <w:tcW w:type="dxa" w:w="1530"/>
+          </w:tcPr>
+          <w:p>
+            <w:r>
+              <w:t>12:40-1:20</w:t>
+            </w:r>
+          </w:p>
+        </w:tc>
+        <w:tc>
+          <w:tcPr>
+            <w:tcW w:type="dxa" w:w="1530"/>
+          </w:tcPr>
+          <w:p>
+            <w:r>
+              <w:t>10E</w:t>
+              <w:br/>
+              <w:t>LIBRARY</w:t>
+            </w:r>
+          </w:p>
+        </w:tc>
+        <w:tc>
+          <w:tcPr>
+            <w:tcW w:type="dxa" w:w="1530"/>
+          </w:tcPr>
+          <w:p>
+            <w:r/>
+          </w:p>
+        </w:tc>
+        <w:tc>
+          <w:tcPr>
+            <w:tcW w:type="dxa" w:w="1530"/>
+          </w:tcPr>
+          <w:p>
+            <w:r/>
+          </w:p>
+        </w:tc>
+        <w:tc>
+          <w:tcPr>
+            <w:tcW w:type="dxa" w:w="1530"/>
+          </w:tcPr>
+          <w:p>
+            <w:r>
+              <w:t>9C</w:t>
+              <w:br/>
+              <w:t>LIBRARY</w:t>
+            </w:r>
+          </w:p>
+        </w:tc>
+        <w:tc>
+          <w:tcPr>
+            <w:tcW w:type="dxa" w:w="1530"/>
+          </w:tcPr>
+          <w:p>
+            <w:r/>
+          </w:p>
+        </w:tc>
+        <w:tc>
+          <w:tcPr>
+            <w:tcW w:type="dxa" w:w="1530"/>
+          </w:tcPr>
+          <w:p>
+            <w:r/>
+          </w:p>
+        </w:tc>
+      </w:tr>
+      <w:tr>
+        <w:tc>
+          <w:tcPr>
+            <w:tcW w:type="dxa" w:w="1530"/>
+          </w:tcPr>
+          <w:p>
+            <w:r>
+              <w:t>P8</w:t>
+            </w:r>
+          </w:p>
+        </w:tc>
+        <w:tc>
+          <w:tcPr>
+            <w:tcW w:type="dxa" w:w="1530"/>
+          </w:tcPr>
+          <w:p>
+            <w:r>
+              <w:t>1:20-2:00</w:t>
+            </w:r>
+          </w:p>
+        </w:tc>
+        <w:tc>
+          <w:tcPr>
+            <w:tcW w:type="dxa" w:w="1530"/>
+          </w:tcPr>
+          <w:p>
+            <w:r/>
+          </w:p>
+        </w:tc>
+        <w:tc>
+          <w:tcPr>
+            <w:tcW w:type="dxa" w:w="1530"/>
+          </w:tcPr>
+          <w:p>
+            <w:r/>
+          </w:p>
+        </w:tc>
+        <w:tc>
+          <w:tcPr>
+            <w:tcW w:type="dxa" w:w="1530"/>
           </w:tcPr>
           <w:p>
             <w:r>
@@ -324,7 +806,7 @@
         </w:tc>
         <w:tc>
           <w:tcPr>
-            <w:tcW w:type="dxa" w:w="1080"/>
+            <w:tcW w:type="dxa" w:w="1530"/>
           </w:tcPr>
           <w:p>
             <w:r/>
@@ -332,51 +814,7 @@
         </w:tc>
         <w:tc>
           <w:tcPr>
-            <w:tcW w:type="dxa" w:w="1080"/>
-          </w:tcPr>
-          <w:p>
-            <w:r>
-              <w:t>9:15-9:50</w:t>
-            </w:r>
-          </w:p>
-        </w:tc>
-      </w:tr>
-      <w:tr>
-        <w:tc>
-          <w:tcPr>
-            <w:tcW w:type="dxa" w:w="1080"/>
-          </w:tcPr>
-          <w:p>
-            <w:r>
-              <w:t>P4</w:t>
-            </w:r>
-          </w:p>
-        </w:tc>
-        <w:tc>
-          <w:tcPr>
-            <w:tcW w:type="dxa" w:w="1080"/>
-          </w:tcPr>
-          <w:p>
-            <w:r>
-              <w:t>10:10-10:50</w:t>
-            </w:r>
-          </w:p>
-        </w:tc>
-        <w:tc>
-          <w:tcPr>
-            <w:tcW w:type="dxa" w:w="1080"/>
-          </w:tcPr>
-          <w:p>
-            <w:r>
-              <w:t>10B</w:t>
-              <w:br/>
-              <w:t>LIBRARY</w:t>
-            </w:r>
-          </w:p>
-        </w:tc>
-        <w:tc>
-          <w:tcPr>
-            <w:tcW w:type="dxa" w:w="1080"/>
+            <w:tcW w:type="dxa" w:w="1530"/>
           </w:tcPr>
           <w:p>
             <w:r/>
@@ -384,423 +822,7 @@
         </w:tc>
         <w:tc>
           <w:tcPr>
-            <w:tcW w:type="dxa" w:w="1080"/>
-          </w:tcPr>
-          <w:p>
-            <w:r/>
-          </w:p>
-        </w:tc>
-        <w:tc>
-          <w:tcPr>
-            <w:tcW w:type="dxa" w:w="1080"/>
-          </w:tcPr>
-          <w:p>
-            <w:r/>
-          </w:p>
-        </w:tc>
-        <w:tc>
-          <w:tcPr>
-            <w:tcW w:type="dxa" w:w="1080"/>
-          </w:tcPr>
-          <w:p>
-            <w:r/>
-          </w:p>
-        </w:tc>
-        <w:tc>
-          <w:tcPr>
-            <w:tcW w:type="dxa" w:w="1080"/>
-          </w:tcPr>
-          <w:p>
-            <w:r>
-              <w:t>9:50-10:25</w:t>
-            </w:r>
-          </w:p>
-        </w:tc>
-      </w:tr>
-      <w:tr>
-        <w:tc>
-          <w:tcPr>
-            <w:tcW w:type="dxa" w:w="1080"/>
-          </w:tcPr>
-          <w:p>
-            <w:r>
-              <w:t>P5</w:t>
-            </w:r>
-          </w:p>
-        </w:tc>
-        <w:tc>
-          <w:tcPr>
-            <w:tcW w:type="dxa" w:w="1080"/>
-          </w:tcPr>
-          <w:p>
-            <w:r>
-              <w:t>10:50-11:30</w:t>
-            </w:r>
-          </w:p>
-        </w:tc>
-        <w:tc>
-          <w:tcPr>
-            <w:tcW w:type="dxa" w:w="1080"/>
-          </w:tcPr>
-          <w:p>
-            <w:r>
-              <w:t>10F</w:t>
-              <w:br/>
-              <w:t>LIBRARY</w:t>
-            </w:r>
-          </w:p>
-        </w:tc>
-        <w:tc>
-          <w:tcPr>
-            <w:tcW w:type="dxa" w:w="1080"/>
-          </w:tcPr>
-          <w:p>
-            <w:r/>
-          </w:p>
-        </w:tc>
-        <w:tc>
-          <w:tcPr>
-            <w:tcW w:type="dxa" w:w="1080"/>
-          </w:tcPr>
-          <w:p>
-            <w:r/>
-          </w:p>
-        </w:tc>
-        <w:tc>
-          <w:tcPr>
-            <w:tcW w:type="dxa" w:w="1080"/>
-          </w:tcPr>
-          <w:p>
-            <w:r>
-              <w:t>10A</w:t>
-              <w:br/>
-              <w:t>LIBRARY</w:t>
-            </w:r>
-          </w:p>
-        </w:tc>
-        <w:tc>
-          <w:tcPr>
-            <w:tcW w:type="dxa" w:w="1080"/>
-          </w:tcPr>
-          <w:p>
-            <w:r>
-              <w:t>Lunch</w:t>
-            </w:r>
-          </w:p>
-        </w:tc>
-        <w:tc>
-          <w:tcPr>
-            <w:tcW w:type="dxa" w:w="1080"/>
-          </w:tcPr>
-          <w:p>
-            <w:r>
-              <w:t>10:55-11:35</w:t>
-            </w:r>
-          </w:p>
-        </w:tc>
-      </w:tr>
-      <w:tr>
-        <w:tc>
-          <w:tcPr>
-            <w:tcW w:type="dxa" w:w="1080"/>
-          </w:tcPr>
-          <w:p>
-            <w:r>
-              <w:t>Lunch</w:t>
-            </w:r>
-          </w:p>
-        </w:tc>
-        <w:tc>
-          <w:tcPr>
-            <w:tcW w:type="dxa" w:w="1080"/>
-          </w:tcPr>
-          <w:p>
-            <w:r>
-              <w:t>11:30-12:00</w:t>
-            </w:r>
-          </w:p>
-        </w:tc>
-        <w:tc>
-          <w:tcPr>
-            <w:tcW w:type="dxa" w:w="1080"/>
-          </w:tcPr>
-          <w:p>
-            <w:r/>
-          </w:p>
-        </w:tc>
-        <w:tc>
-          <w:tcPr>
-            <w:tcW w:type="dxa" w:w="1080"/>
-          </w:tcPr>
-          <w:p>
-            <w:r/>
-          </w:p>
-        </w:tc>
-        <w:tc>
-          <w:tcPr>
-            <w:tcW w:type="dxa" w:w="1080"/>
-          </w:tcPr>
-          <w:p>
-            <w:r/>
-          </w:p>
-        </w:tc>
-        <w:tc>
-          <w:tcPr>
-            <w:tcW w:type="dxa" w:w="1080"/>
-          </w:tcPr>
-          <w:p>
-            <w:r/>
-          </w:p>
-        </w:tc>
-        <w:tc>
-          <w:tcPr>
-            <w:tcW w:type="dxa" w:w="1080"/>
-          </w:tcPr>
-          <w:p>
-            <w:r/>
-          </w:p>
-        </w:tc>
-        <w:tc>
-          <w:tcPr>
-            <w:tcW w:type="dxa" w:w="1080"/>
-          </w:tcPr>
-          <w:p>
-            <w:r>
-              <w:t>10:25-10:55</w:t>
-            </w:r>
-          </w:p>
-        </w:tc>
-      </w:tr>
-      <w:tr>
-        <w:tc>
-          <w:tcPr>
-            <w:tcW w:type="dxa" w:w="1080"/>
-          </w:tcPr>
-          <w:p>
-            <w:r>
-              <w:t>P6</w:t>
-            </w:r>
-          </w:p>
-        </w:tc>
-        <w:tc>
-          <w:tcPr>
-            <w:tcW w:type="dxa" w:w="1080"/>
-          </w:tcPr>
-          <w:p>
-            <w:r>
-              <w:t>12:00-12:40</w:t>
-            </w:r>
-          </w:p>
-        </w:tc>
-        <w:tc>
-          <w:tcPr>
-            <w:tcW w:type="dxa" w:w="1080"/>
-          </w:tcPr>
-          <w:p>
-            <w:r>
-              <w:t>9F</w:t>
-              <w:br/>
-              <w:t>LIBRARY</w:t>
-            </w:r>
-          </w:p>
-        </w:tc>
-        <w:tc>
-          <w:tcPr>
-            <w:tcW w:type="dxa" w:w="1080"/>
-          </w:tcPr>
-          <w:p>
-            <w:r/>
-          </w:p>
-        </w:tc>
-        <w:tc>
-          <w:tcPr>
-            <w:tcW w:type="dxa" w:w="1080"/>
-          </w:tcPr>
-          <w:p>
-            <w:r>
-              <w:t>9C</w:t>
-              <w:br/>
-              <w:t>LIBRARY</w:t>
-            </w:r>
-          </w:p>
-        </w:tc>
-        <w:tc>
-          <w:tcPr>
-            <w:tcW w:type="dxa" w:w="1080"/>
-          </w:tcPr>
-          <w:p>
-            <w:r/>
-          </w:p>
-        </w:tc>
-        <w:tc>
-          <w:tcPr>
-            <w:tcW w:type="dxa" w:w="1080"/>
-          </w:tcPr>
-          <w:p>
-            <w:r>
-              <w:t>10D</w:t>
-              <w:br/>
-              <w:t>LIBRARY</w:t>
-            </w:r>
-          </w:p>
-        </w:tc>
-        <w:tc>
-          <w:tcPr>
-            <w:tcW w:type="dxa" w:w="1080"/>
-          </w:tcPr>
-          <w:p>
-            <w:r>
-              <w:t>11:35-12:15</w:t>
-            </w:r>
-          </w:p>
-        </w:tc>
-      </w:tr>
-      <w:tr>
-        <w:tc>
-          <w:tcPr>
-            <w:tcW w:type="dxa" w:w="1080"/>
-          </w:tcPr>
-          <w:p>
-            <w:r>
-              <w:t>P7</w:t>
-            </w:r>
-          </w:p>
-        </w:tc>
-        <w:tc>
-          <w:tcPr>
-            <w:tcW w:type="dxa" w:w="1080"/>
-          </w:tcPr>
-          <w:p>
-            <w:r>
-              <w:t>12:40-1:20</w:t>
-            </w:r>
-          </w:p>
-        </w:tc>
-        <w:tc>
-          <w:tcPr>
-            <w:tcW w:type="dxa" w:w="1080"/>
-          </w:tcPr>
-          <w:p>
-            <w:r>
-              <w:t>10E</w:t>
-              <w:br/>
-              <w:t>LIBRARY</w:t>
-            </w:r>
-          </w:p>
-        </w:tc>
-        <w:tc>
-          <w:tcPr>
-            <w:tcW w:type="dxa" w:w="1080"/>
-          </w:tcPr>
-          <w:p>
-            <w:r/>
-          </w:p>
-        </w:tc>
-        <w:tc>
-          <w:tcPr>
-            <w:tcW w:type="dxa" w:w="1080"/>
-          </w:tcPr>
-          <w:p>
-            <w:r/>
-          </w:p>
-        </w:tc>
-        <w:tc>
-          <w:tcPr>
-            <w:tcW w:type="dxa" w:w="1080"/>
-          </w:tcPr>
-          <w:p>
-            <w:r>
-              <w:t>9D</w:t>
-              <w:br/>
-              <w:t>LIBRARY</w:t>
-            </w:r>
-          </w:p>
-        </w:tc>
-        <w:tc>
-          <w:tcPr>
-            <w:tcW w:type="dxa" w:w="1080"/>
-          </w:tcPr>
-          <w:p>
-            <w:r/>
-          </w:p>
-        </w:tc>
-        <w:tc>
-          <w:tcPr>
-            <w:tcW w:type="dxa" w:w="1080"/>
-          </w:tcPr>
-          <w:p>
-            <w:r/>
-          </w:p>
-        </w:tc>
-      </w:tr>
-      <w:tr>
-        <w:tc>
-          <w:tcPr>
-            <w:tcW w:type="dxa" w:w="1080"/>
-          </w:tcPr>
-          <w:p>
-            <w:r>
-              <w:t>P8</w:t>
-            </w:r>
-          </w:p>
-        </w:tc>
-        <w:tc>
-          <w:tcPr>
-            <w:tcW w:type="dxa" w:w="1080"/>
-          </w:tcPr>
-          <w:p>
-            <w:r>
-              <w:t>1:20-2:00</w:t>
-            </w:r>
-          </w:p>
-        </w:tc>
-        <w:tc>
-          <w:tcPr>
-            <w:tcW w:type="dxa" w:w="1080"/>
-          </w:tcPr>
-          <w:p>
-            <w:r/>
-          </w:p>
-        </w:tc>
-        <w:tc>
-          <w:tcPr>
-            <w:tcW w:type="dxa" w:w="1080"/>
-          </w:tcPr>
-          <w:p>
-            <w:r/>
-          </w:p>
-        </w:tc>
-        <w:tc>
-          <w:tcPr>
-            <w:tcW w:type="dxa" w:w="1080"/>
-          </w:tcPr>
-          <w:p>
-            <w:r>
-              <w:t>9A</w:t>
-              <w:br/>
-              <w:t>LIBRARY</w:t>
-            </w:r>
-          </w:p>
-        </w:tc>
-        <w:tc>
-          <w:tcPr>
-            <w:tcW w:type="dxa" w:w="1080"/>
-          </w:tcPr>
-          <w:p>
-            <w:r/>
-          </w:p>
-        </w:tc>
-        <w:tc>
-          <w:tcPr>
-            <w:tcW w:type="dxa" w:w="1080"/>
-          </w:tcPr>
-          <w:p>
-            <w:r/>
-          </w:p>
-        </w:tc>
-        <w:tc>
-          <w:tcPr>
-            <w:tcW w:type="dxa" w:w="1080"/>
+            <w:tcW w:type="dxa" w:w="1530"/>
           </w:tcPr>
           <w:p>
             <w:r/>
@@ -809,7 +831,7 @@
       </w:tr>
     </w:tbl>
     <w:sectPr>
-      <w:pgSz w:w="12240" w:h="15840"/>
+      <w:pgSz w:w="15840" w:h="12240" w:orient="landscape"/>
       <w:pgMar w:top="1440" w:right="1800" w:bottom="1440" w:left="1800" w:header="720" w:footer="720" w:gutter="0"/>
       <w:cols w:space="720"/>
       <w:docGrid w:linePitch="360"/>

--- a/LIB TEACHER_timetable.docx
+++ b/LIB TEACHER_timetable.docx
@@ -343,7 +343,11 @@
             <w:tcW w:type="dxa" w:w="1530"/>
           </w:tcPr>
           <w:p>
-            <w:r/>
+            <w:r>
+              <w:t>10E</w:t>
+              <w:br/>
+              <w:t>LIBRARY</w:t>
+            </w:r>
           </w:p>
         </w:tc>
         <w:tc>
@@ -703,11 +707,7 @@
             <w:tcW w:type="dxa" w:w="1530"/>
           </w:tcPr>
           <w:p>
-            <w:r>
-              <w:t>10E</w:t>
-              <w:br/>
-              <w:t>LIBRARY</w:t>
-            </w:r>
+            <w:r/>
           </w:p>
         </w:tc>
         <w:tc>

--- a/LIB TEACHER_timetable.docx
+++ b/LIB TEACHER_timetable.docx
@@ -12,7 +12,7 @@
     </w:p>
     <w:p>
       <w:r>
-        <w:t>Total Weekly Periods: 12</w:t>
+        <w:t>Total Weekly Periods: 11</w:t>
       </w:r>
     </w:p>
     <w:tbl>
@@ -235,11 +235,7 @@
             <w:tcW w:type="dxa" w:w="1530"/>
           </w:tcPr>
           <w:p>
-            <w:r>
-              <w:t>9B</w:t>
-              <w:br/>
-              <w:t>LIBRARY</w:t>
-            </w:r>
+            <w:r/>
           </w:p>
         </w:tc>
         <w:tc>
@@ -247,11 +243,7 @@
             <w:tcW w:type="dxa" w:w="1530"/>
           </w:tcPr>
           <w:p>
-            <w:r>
-              <w:t>9E</w:t>
-              <w:br/>
-              <w:t>LIBRARY</w:t>
-            </w:r>
+            <w:r/>
           </w:p>
         </w:tc>
         <w:tc>
@@ -259,23 +251,7 @@
             <w:tcW w:type="dxa" w:w="1530"/>
           </w:tcPr>
           <w:p>
-            <w:r>
-              <w:t>10B</w:t>
-              <w:br/>
-              <w:t>LIBRARY</w:t>
-            </w:r>
-          </w:p>
-        </w:tc>
-        <w:tc>
-          <w:tcPr>
-            <w:tcW w:type="dxa" w:w="1530"/>
-          </w:tcPr>
-          <w:p>
-            <w:r>
-              <w:t>9F</w:t>
-              <w:br/>
-              <w:t>LIBRARY</w:t>
-            </w:r>
+            <w:r/>
           </w:p>
         </w:tc>
         <w:tc>
@@ -288,6 +264,14 @@
               <w:br/>
               <w:t>LIBRARY</w:t>
             </w:r>
+          </w:p>
+        </w:tc>
+        <w:tc>
+          <w:tcPr>
+            <w:tcW w:type="dxa" w:w="1530"/>
+          </w:tcPr>
+          <w:p>
+            <w:r/>
           </w:p>
         </w:tc>
         <w:tc>
@@ -327,7 +311,23 @@
             <w:tcW w:type="dxa" w:w="1530"/>
           </w:tcPr>
           <w:p>
-            <w:r/>
+            <w:r>
+              <w:t>9E</w:t>
+              <w:br/>
+              <w:t>LIBRARY</w:t>
+            </w:r>
+          </w:p>
+        </w:tc>
+        <w:tc>
+          <w:tcPr>
+            <w:tcW w:type="dxa" w:w="1530"/>
+          </w:tcPr>
+          <w:p>
+            <w:r>
+              <w:t>10D</w:t>
+              <w:br/>
+              <w:t>LIBRARY</w:t>
+            </w:r>
           </w:p>
         </w:tc>
         <w:tc>
@@ -344,18 +344,10 @@
           </w:tcPr>
           <w:p>
             <w:r>
-              <w:t>10E</w:t>
+              <w:t>9A</w:t>
               <w:br/>
               <w:t>LIBRARY</w:t>
             </w:r>
-          </w:p>
-        </w:tc>
-        <w:tc>
-          <w:tcPr>
-            <w:tcW w:type="dxa" w:w="1530"/>
-          </w:tcPr>
-          <w:p>
-            <w:r/>
           </w:p>
         </w:tc>
         <w:tc>
@@ -411,8 +403,16 @@
             <w:tcW w:type="dxa" w:w="1530"/>
           </w:tcPr>
           <w:p>
+            <w:r/>
+          </w:p>
+        </w:tc>
+        <w:tc>
+          <w:tcPr>
+            <w:tcW w:type="dxa" w:w="1530"/>
+          </w:tcPr>
+          <w:p>
             <w:r>
-              <w:t>9D</w:t>
+              <w:t>9C</w:t>
               <w:br/>
               <w:t>LIBRARY</w:t>
             </w:r>
@@ -423,15 +423,11 @@
             <w:tcW w:type="dxa" w:w="1530"/>
           </w:tcPr>
           <w:p>
-            <w:r/>
-          </w:p>
-        </w:tc>
-        <w:tc>
-          <w:tcPr>
-            <w:tcW w:type="dxa" w:w="1530"/>
-          </w:tcPr>
-          <w:p>
-            <w:r/>
+            <w:r>
+              <w:t>10F</w:t>
+              <w:br/>
+              <w:t>LIBRARY</w:t>
+            </w:r>
           </w:p>
         </w:tc>
         <w:tc>
@@ -567,11 +563,7 @@
             <w:tcW w:type="dxa" w:w="1530"/>
           </w:tcPr>
           <w:p>
-            <w:r>
-              <w:t>9A</w:t>
-              <w:br/>
-              <w:t>LIBRARY</w:t>
-            </w:r>
+            <w:r/>
           </w:p>
         </w:tc>
         <w:tc>
@@ -627,8 +619,16 @@
             <w:tcW w:type="dxa" w:w="1530"/>
           </w:tcPr>
           <w:p>
+            <w:r/>
+          </w:p>
+        </w:tc>
+        <w:tc>
+          <w:tcPr>
+            <w:tcW w:type="dxa" w:w="1530"/>
+          </w:tcPr>
+          <w:p>
             <w:r>
-              <w:t>10F</w:t>
+              <w:t>10E</w:t>
               <w:br/>
               <w:t>LIBRARY</w:t>
             </w:r>
@@ -639,16 +639,8 @@
             <w:tcW w:type="dxa" w:w="1530"/>
           </w:tcPr>
           <w:p>
-            <w:r/>
-          </w:p>
-        </w:tc>
-        <w:tc>
-          <w:tcPr>
-            <w:tcW w:type="dxa" w:w="1530"/>
-          </w:tcPr>
-          <w:p>
             <w:r>
-              <w:t>10D</w:t>
+              <w:t>9F</w:t>
               <w:br/>
               <w:t>LIBRARY</w:t>
             </w:r>
@@ -659,7 +651,11 @@
             <w:tcW w:type="dxa" w:w="1530"/>
           </w:tcPr>
           <w:p>
-            <w:r/>
+            <w:r>
+              <w:t>9B</w:t>
+              <w:br/>
+              <w:t>LIBRARY</w:t>
+            </w:r>
           </w:p>
         </w:tc>
         <w:tc>
@@ -731,11 +727,7 @@
             <w:tcW w:type="dxa" w:w="1530"/>
           </w:tcPr>
           <w:p>
-            <w:r>
-              <w:t>9C</w:t>
-              <w:br/>
-              <w:t>LIBRARY</w:t>
-            </w:r>
+            <w:r/>
           </w:p>
         </w:tc>
         <w:tc>
@@ -789,14 +781,6 @@
             <w:tcW w:type="dxa" w:w="1530"/>
           </w:tcPr>
           <w:p>
-            <w:r/>
-          </w:p>
-        </w:tc>
-        <w:tc>
-          <w:tcPr>
-            <w:tcW w:type="dxa" w:w="1530"/>
-          </w:tcPr>
-          <w:p>
             <w:r>
               <w:t>10C</w:t>
               <w:br/>
@@ -810,6 +794,18 @@
           </w:tcPr>
           <w:p>
             <w:r/>
+          </w:p>
+        </w:tc>
+        <w:tc>
+          <w:tcPr>
+            <w:tcW w:type="dxa" w:w="1530"/>
+          </w:tcPr>
+          <w:p>
+            <w:r>
+              <w:t>10B</w:t>
+              <w:br/>
+              <w:t>LIBRARY</w:t>
+            </w:r>
           </w:p>
         </w:tc>
         <w:tc>
